--- a/templates/dist/study-path-clarification.docx
+++ b/templates/dist/study-path-clarification.docx
@@ -1001,7 +1001,7 @@
           <w:rtl/>
           <w:lang w:bidi="ar-SY"/>
         </w:rPr>
-        <w:t xml:space="preserve">و من خضرتكم </w:t>
+        <w:t xml:space="preserve">و من حضرتكم </w:t>
       </w:r>
       <w:r>
         <w:rPr>
@@ -1028,7 +1028,7 @@
           <w:rtl/>
           <w:lang w:bidi="ar-SY"/>
         </w:rPr>
-        <w:t xml:space="preserve">استكمال اجرائات سير المعامله , لنتمكن من اخذ الموافقات من الجات الاخرى </w:t>
+        <w:t xml:space="preserve">استكمال اجرائات سير المعامله , لنتمكن من اخذ الموافقات من الجهات الاخرى </w:t>
       </w:r>
     </w:p>
     <w:p>
